--- a/Лабораторна робота №3.docx
+++ b/Лабораторна робота №3.docx
@@ -116,6 +116,7 @@
           <w:color w:val="000000"/>
           <w:sz w:val="40"/>
           <w:szCs w:val="40"/>
+          <w:lang w:val="en-US"/>
         </w:rPr>
       </w:pPr>
       <w:r>
@@ -146,9 +147,9 @@
           <w:color w:val="000000"/>
           <w:sz w:val="40"/>
           <w:szCs w:val="40"/>
-          <w:lang w:val="ru-RU"/>
-        </w:rPr>
-        <w:t>1</w:t>
+          <w:lang w:val="en-US"/>
+        </w:rPr>
+        <w:t>3</w:t>
       </w:r>
     </w:p>
     <w:p>
@@ -391,23 +392,13 @@
         </w:rPr>
         <w:t xml:space="preserve">     </w:t>
       </w:r>
-      <w:proofErr w:type="spellStart"/>
       <w:r>
         <w:rPr>
           <w:rFonts w:ascii="Times New Roman" w:hAnsi="Times New Roman" w:cs="Times New Roman"/>
           <w:sz w:val="28"/>
           <w:szCs w:val="28"/>
         </w:rPr>
-        <w:t>Меренько</w:t>
-      </w:r>
-      <w:proofErr w:type="spellEnd"/>
-      <w:r>
-        <w:rPr>
-          <w:rFonts w:ascii="Times New Roman" w:hAnsi="Times New Roman" w:cs="Times New Roman"/>
-          <w:sz w:val="28"/>
-          <w:szCs w:val="28"/>
-        </w:rPr>
-        <w:t> </w:t>
+        <w:t>Меренько </w:t>
       </w:r>
       <w:r>
         <w:rPr>
@@ -619,25 +610,7 @@
           <w:sz w:val="28"/>
           <w:szCs w:val="28"/>
         </w:rPr>
-        <w:t xml:space="preserve">Згідно із вказівками вище налаштувати середовище для написання </w:t>
-      </w:r>
-      <w:proofErr w:type="spellStart"/>
-      <w:r>
-        <w:rPr>
-          <w:color w:val="000000"/>
-          <w:sz w:val="28"/>
-          <w:szCs w:val="28"/>
-        </w:rPr>
-        <w:t>юніт</w:t>
-      </w:r>
-      <w:proofErr w:type="spellEnd"/>
-      <w:r>
-        <w:rPr>
-          <w:color w:val="000000"/>
-          <w:sz w:val="28"/>
-          <w:szCs w:val="28"/>
-        </w:rPr>
-        <w:t xml:space="preserve">-тестів. </w:t>
+        <w:t xml:space="preserve">Згідно із вказівками вище налаштувати середовище для написання юніт-тестів. </w:t>
       </w:r>
     </w:p>
     <w:p>
@@ -731,25 +704,7 @@
           <w:sz w:val="28"/>
           <w:szCs w:val="28"/>
         </w:rPr>
-        <w:t xml:space="preserve">Завантажити код на власний/навчальний репозиторій </w:t>
-      </w:r>
-      <w:proofErr w:type="spellStart"/>
-      <w:r>
-        <w:rPr>
-          <w:color w:val="000000"/>
-          <w:sz w:val="28"/>
-          <w:szCs w:val="28"/>
-        </w:rPr>
-        <w:t>GitHub</w:t>
-      </w:r>
-      <w:proofErr w:type="spellEnd"/>
-      <w:r>
-        <w:rPr>
-          <w:color w:val="000000"/>
-          <w:sz w:val="28"/>
-          <w:szCs w:val="28"/>
-        </w:rPr>
-        <w:t>, або інший схожий ресурс та поділитися посиланням.</w:t>
+        <w:t>Завантажити код на власний/навчальний репозиторій GitHub, або інший схожий ресурс та поділитися посиланням.</w:t>
       </w:r>
     </w:p>
     <w:p>
@@ -791,6 +746,8 @@
         <w:pStyle w:val="a3"/>
         <w:spacing w:before="0" w:beforeAutospacing="0" w:after="0" w:afterAutospacing="0"/>
         <w:rPr>
+          <w:b/>
+          <w:bCs/>
           <w:color w:val="000000"/>
           <w:sz w:val="28"/>
           <w:szCs w:val="28"/>
@@ -798,39 +755,13 @@
       </w:pPr>
       <w:r>
         <w:rPr>
-          <w:color w:val="000000"/>
-          <w:sz w:val="28"/>
-          <w:szCs w:val="28"/>
-        </w:rPr>
-        <w:t xml:space="preserve">Створюю </w:t>
-      </w:r>
-      <w:proofErr w:type="spellStart"/>
-      <w:r>
-        <w:rPr>
-          <w:color w:val="000000"/>
-          <w:sz w:val="28"/>
-          <w:szCs w:val="28"/>
-          <w:lang w:val="en-US"/>
-        </w:rPr>
-        <w:t>js</w:t>
-      </w:r>
-      <w:proofErr w:type="spellEnd"/>
-      <w:r>
-        <w:rPr>
-          <w:color w:val="000000"/>
-          <w:sz w:val="28"/>
-          <w:szCs w:val="28"/>
-          <w:lang w:val="en-US"/>
-        </w:rPr>
-        <w:t xml:space="preserve"> </w:t>
-      </w:r>
-      <w:r>
-        <w:rPr>
-          <w:color w:val="000000"/>
-          <w:sz w:val="28"/>
-          <w:szCs w:val="28"/>
-        </w:rPr>
-        <w:t>файл</w:t>
+          <w:b/>
+          <w:bCs/>
+          <w:color w:val="000000"/>
+          <w:sz w:val="28"/>
+          <w:szCs w:val="28"/>
+        </w:rPr>
+        <w:t>Завдання перше:</w:t>
       </w:r>
     </w:p>
     <w:p>
@@ -841,20 +772,65 @@
           <w:color w:val="000000"/>
           <w:sz w:val="28"/>
           <w:szCs w:val="28"/>
+          <w:lang w:val="en-US"/>
         </w:rPr>
       </w:pPr>
       <w:r>
         <w:rPr>
+          <w:color w:val="000000"/>
+          <w:sz w:val="28"/>
+          <w:szCs w:val="28"/>
+        </w:rPr>
+        <w:t xml:space="preserve">Налаштовую середовище для написання </w:t>
+      </w:r>
+      <w:r>
+        <w:rPr>
+          <w:color w:val="000000"/>
+          <w:sz w:val="28"/>
+          <w:szCs w:val="28"/>
+          <w:lang w:val="en-US"/>
+        </w:rPr>
+        <w:t xml:space="preserve">unit </w:t>
+      </w:r>
+      <w:r>
+        <w:rPr>
+          <w:color w:val="000000"/>
+          <w:sz w:val="28"/>
+          <w:szCs w:val="28"/>
+        </w:rPr>
+        <w:t xml:space="preserve">тестів в </w:t>
+      </w:r>
+      <w:r>
+        <w:rPr>
+          <w:color w:val="000000"/>
+          <w:sz w:val="28"/>
+          <w:szCs w:val="28"/>
+          <w:lang w:val="en-US"/>
+        </w:rPr>
+        <w:t>Rider</w:t>
+      </w:r>
+      <w:r>
+        <w:rPr>
+          <w:color w:val="000000"/>
+          <w:sz w:val="28"/>
+          <w:szCs w:val="28"/>
+          <w:lang w:val="en-US"/>
+        </w:rPr>
+        <w:br/>
+      </w:r>
+      <w:r>
+        <w:rPr>
           <w:noProof/>
           <w:color w:val="000000"/>
           <w:sz w:val="28"/>
           <w:szCs w:val="28"/>
+          <w:lang w:val="en-US"/>
         </w:rPr>
         <w:drawing>
-          <wp:inline distT="0" distB="0" distL="0" distR="0" wp14:anchorId="0F482E42" wp14:editId="5F2359E4">
-            <wp:extent cx="4591691" cy="1143160"/>
-            <wp:effectExtent l="0" t="0" r="0" b="0"/>
-            <wp:docPr id="3269969" name="Рисунок 1"/>
+          <wp:inline distT="0" distB="0" distL="0" distR="0" wp14:anchorId="6C119914" wp14:editId="3847E424">
+            <wp:extent cx="5940425" cy="4585335"/>
+            <wp:effectExtent l="0" t="0" r="3175" b="5715"/>
+            <wp:docPr id="63971636" name="Рисунок 1"/>
             <wp:cNvGraphicFramePr>
               <a:graphicFrameLocks xmlns:a="http://schemas.openxmlformats.org/drawingml/2006/main" noChangeAspect="1"/>
             </wp:cNvGraphicFramePr>
@@ -862,7 +838,7 @@
               <a:graphicData uri="http://schemas.openxmlformats.org/drawingml/2006/picture">
                 <pic:pic xmlns:pic="http://schemas.openxmlformats.org/drawingml/2006/picture">
                   <pic:nvPicPr>
-                    <pic:cNvPr id="3269969" name=""/>
+                    <pic:cNvPr id="63971636" name=""/>
                     <pic:cNvPicPr/>
                   </pic:nvPicPr>
                   <pic:blipFill>
@@ -874,7 +850,7 @@
                   <pic:spPr>
                     <a:xfrm>
                       <a:off x="0" y="0"/>
-                      <a:ext cx="4591691" cy="1143160"/>
+                      <a:ext cx="5940425" cy="4585335"/>
                     </a:xfrm>
                     <a:prstGeom prst="rect">
                       <a:avLst/>
@@ -897,25 +873,13 @@
           <w:szCs w:val="28"/>
         </w:rPr>
       </w:pPr>
-    </w:p>
-    <w:p>
-      <w:pPr>
-        <w:pStyle w:val="a3"/>
-        <w:spacing w:before="0" w:beforeAutospacing="0" w:after="0" w:afterAutospacing="0"/>
-        <w:rPr>
-          <w:color w:val="000000"/>
-          <w:sz w:val="28"/>
-          <w:szCs w:val="28"/>
-          <w:lang w:val="en-US"/>
-        </w:rPr>
-      </w:pPr>
       <w:r>
         <w:rPr>
           <w:color w:val="000000"/>
           <w:sz w:val="28"/>
           <w:szCs w:val="28"/>
         </w:rPr>
-        <w:t xml:space="preserve">Виконую команду </w:t>
+        <w:t xml:space="preserve">Було створено окремий проект середовища з підключеними пакетами для </w:t>
       </w:r>
       <w:r>
         <w:rPr>
@@ -924,7 +888,15 @@
           <w:szCs w:val="28"/>
           <w:lang w:val="en-US"/>
         </w:rPr>
-        <w:t>node lab1.js</w:t>
+        <w:t xml:space="preserve">unit </w:t>
+      </w:r>
+      <w:r>
+        <w:rPr>
+          <w:color w:val="000000"/>
+          <w:sz w:val="28"/>
+          <w:szCs w:val="28"/>
+        </w:rPr>
+        <w:t>тестування</w:t>
       </w:r>
     </w:p>
     <w:p>
@@ -932,25 +904,67 @@
         <w:pStyle w:val="a3"/>
         <w:spacing w:before="0" w:beforeAutospacing="0" w:after="0" w:afterAutospacing="0"/>
         <w:rPr>
-          <w:color w:val="000000"/>
-          <w:sz w:val="28"/>
-          <w:szCs w:val="28"/>
-          <w:lang w:val="en-US"/>
+          <w:b/>
+          <w:bCs/>
+          <w:color w:val="000000"/>
+          <w:sz w:val="28"/>
+          <w:szCs w:val="28"/>
         </w:rPr>
       </w:pPr>
       <w:r>
         <w:rPr>
+          <w:b/>
+          <w:bCs/>
+          <w:color w:val="000000"/>
+          <w:sz w:val="28"/>
+          <w:szCs w:val="28"/>
+        </w:rPr>
+        <w:lastRenderedPageBreak/>
+        <w:br/>
+        <w:t>Завдання друге:</w:t>
+      </w:r>
+    </w:p>
+    <w:p>
+      <w:pPr>
+        <w:pStyle w:val="a3"/>
+        <w:spacing w:before="0" w:beforeAutospacing="0" w:after="0" w:afterAutospacing="0"/>
+        <w:rPr>
+          <w:color w:val="000000"/>
+          <w:sz w:val="28"/>
+          <w:szCs w:val="28"/>
+        </w:rPr>
+      </w:pPr>
+      <w:r>
+        <w:rPr>
+          <w:color w:val="000000"/>
+          <w:sz w:val="28"/>
+          <w:szCs w:val="28"/>
+        </w:rPr>
+        <w:t>Згідно варіанту було написано по 5 тестів на кожну функцію</w:t>
+      </w:r>
+    </w:p>
+    <w:p>
+      <w:pPr>
+        <w:pStyle w:val="a3"/>
+        <w:spacing w:before="0" w:beforeAutospacing="0" w:after="0" w:afterAutospacing="0"/>
+        <w:rPr>
+          <w:color w:val="000000"/>
+          <w:sz w:val="28"/>
+          <w:szCs w:val="28"/>
+        </w:rPr>
+      </w:pPr>
+      <w:r>
+        <w:rPr>
           <w:noProof/>
           <w:color w:val="000000"/>
           <w:sz w:val="28"/>
           <w:szCs w:val="28"/>
-          <w:lang w:val="en-US"/>
         </w:rPr>
         <w:drawing>
-          <wp:inline distT="0" distB="0" distL="0" distR="0" wp14:anchorId="1F691B3B" wp14:editId="2BAE3044">
-            <wp:extent cx="5940425" cy="445135"/>
-            <wp:effectExtent l="0" t="0" r="3175" b="0"/>
-            <wp:docPr id="198463908" name="Рисунок 1"/>
+          <wp:inline distT="0" distB="0" distL="0" distR="0" wp14:anchorId="73D56E0B" wp14:editId="732D0291">
+            <wp:extent cx="5940425" cy="5422265"/>
+            <wp:effectExtent l="0" t="0" r="3175" b="6985"/>
+            <wp:docPr id="743487843" name="Рисунок 1"/>
             <wp:cNvGraphicFramePr>
               <a:graphicFrameLocks xmlns:a="http://schemas.openxmlformats.org/drawingml/2006/main" noChangeAspect="1"/>
             </wp:cNvGraphicFramePr>
@@ -958,7 +972,7 @@
               <a:graphicData uri="http://schemas.openxmlformats.org/drawingml/2006/picture">
                 <pic:pic xmlns:pic="http://schemas.openxmlformats.org/drawingml/2006/picture">
                   <pic:nvPicPr>
-                    <pic:cNvPr id="198463908" name=""/>
+                    <pic:cNvPr id="743487843" name=""/>
                     <pic:cNvPicPr/>
                   </pic:nvPicPr>
                   <pic:blipFill>
@@ -970,7 +984,7 @@
                   <pic:spPr>
                     <a:xfrm>
                       <a:off x="0" y="0"/>
-                      <a:ext cx="5940425" cy="445135"/>
+                      <a:ext cx="5940425" cy="5422265"/>
                     </a:xfrm>
                     <a:prstGeom prst="rect">
                       <a:avLst/>
@@ -991,7 +1005,6 @@
           <w:color w:val="000000"/>
           <w:sz w:val="28"/>
           <w:szCs w:val="28"/>
-          <w:lang w:val="en-US"/>
         </w:rPr>
       </w:pPr>
     </w:p>
@@ -1003,7 +1016,6 @@
           <w:color w:val="000000"/>
           <w:sz w:val="28"/>
           <w:szCs w:val="28"/>
-          <w:lang w:val="en-US"/>
         </w:rPr>
       </w:pPr>
       <w:r>
@@ -1012,97 +1024,7 @@
           <w:sz w:val="28"/>
           <w:szCs w:val="28"/>
         </w:rPr>
-        <w:t xml:space="preserve">Створюю локальний репозиторій </w:t>
-      </w:r>
-      <w:proofErr w:type="spellStart"/>
-      <w:r>
-        <w:rPr>
-          <w:color w:val="000000"/>
-          <w:sz w:val="28"/>
-          <w:szCs w:val="28"/>
-        </w:rPr>
-        <w:t>Fundamentals</w:t>
-      </w:r>
-      <w:proofErr w:type="spellEnd"/>
-      <w:r>
-        <w:rPr>
-          <w:color w:val="000000"/>
-          <w:sz w:val="28"/>
-          <w:szCs w:val="28"/>
-        </w:rPr>
-        <w:t xml:space="preserve"> </w:t>
-      </w:r>
-      <w:proofErr w:type="spellStart"/>
-      <w:r>
-        <w:rPr>
-          <w:color w:val="000000"/>
-          <w:sz w:val="28"/>
-          <w:szCs w:val="28"/>
-        </w:rPr>
-        <w:t>of</w:t>
-      </w:r>
-      <w:proofErr w:type="spellEnd"/>
-      <w:r>
-        <w:rPr>
-          <w:color w:val="000000"/>
-          <w:sz w:val="28"/>
-          <w:szCs w:val="28"/>
-        </w:rPr>
-        <w:t xml:space="preserve"> </w:t>
-      </w:r>
-      <w:proofErr w:type="spellStart"/>
-      <w:r>
-        <w:rPr>
-          <w:color w:val="000000"/>
-          <w:sz w:val="28"/>
-          <w:szCs w:val="28"/>
-        </w:rPr>
-        <w:t>Automated</w:t>
-      </w:r>
-      <w:proofErr w:type="spellEnd"/>
-      <w:r>
-        <w:rPr>
-          <w:color w:val="000000"/>
-          <w:sz w:val="28"/>
-          <w:szCs w:val="28"/>
-        </w:rPr>
-        <w:t xml:space="preserve"> </w:t>
-      </w:r>
-      <w:proofErr w:type="spellStart"/>
-      <w:r>
-        <w:rPr>
-          <w:color w:val="000000"/>
-          <w:sz w:val="28"/>
-          <w:szCs w:val="28"/>
-        </w:rPr>
-        <w:t>Testing</w:t>
-      </w:r>
-      <w:proofErr w:type="spellEnd"/>
-      <w:r>
-        <w:rPr>
-          <w:color w:val="000000"/>
-          <w:sz w:val="28"/>
-          <w:szCs w:val="28"/>
-          <w:lang w:val="en-US"/>
-        </w:rPr>
-        <w:t xml:space="preserve"> </w:t>
-      </w:r>
-      <w:r>
-        <w:rPr>
-          <w:color w:val="000000"/>
-          <w:sz w:val="28"/>
-          <w:szCs w:val="28"/>
-        </w:rPr>
-        <w:t xml:space="preserve">через програму </w:t>
-      </w:r>
-      <w:r>
-        <w:rPr>
-          <w:color w:val="000000"/>
-          <w:sz w:val="28"/>
-          <w:szCs w:val="28"/>
-          <w:lang w:val="en-US"/>
-        </w:rPr>
-        <w:t>SourceTree</w:t>
+        <w:t>Результат:</w:t>
       </w:r>
     </w:p>
     <w:p>
@@ -1113,19 +1035,6 @@
           <w:color w:val="000000"/>
           <w:sz w:val="28"/>
           <w:szCs w:val="28"/>
-          <w:lang w:val="en-US"/>
-        </w:rPr>
-      </w:pPr>
-    </w:p>
-    <w:p>
-      <w:pPr>
-        <w:pStyle w:val="a3"/>
-        <w:spacing w:before="0" w:beforeAutospacing="0" w:after="0" w:afterAutospacing="0"/>
-        <w:jc w:val="center"/>
-        <w:rPr>
-          <w:color w:val="000000"/>
-          <w:sz w:val="28"/>
-          <w:szCs w:val="28"/>
         </w:rPr>
       </w:pPr>
       <w:r>
@@ -1134,14 +1043,13 @@
           <w:color w:val="000000"/>
           <w:sz w:val="28"/>
           <w:szCs w:val="28"/>
-          <w:lang w:val="en-US"/>
         </w:rPr>
         <w:lastRenderedPageBreak/>
         <w:drawing>
-          <wp:inline distT="0" distB="0" distL="0" distR="0" wp14:anchorId="1175C8D8" wp14:editId="2DA0CD21">
-            <wp:extent cx="4549140" cy="2940043"/>
-            <wp:effectExtent l="0" t="0" r="3810" b="0"/>
-            <wp:docPr id="1200721874" name="Рисунок 1"/>
+          <wp:inline distT="0" distB="0" distL="0" distR="0" wp14:anchorId="783A5E97" wp14:editId="4BEA985A">
+            <wp:extent cx="5940425" cy="3401060"/>
+            <wp:effectExtent l="0" t="0" r="3175" b="8890"/>
+            <wp:docPr id="1059924724" name="Рисунок 1"/>
             <wp:cNvGraphicFramePr>
               <a:graphicFrameLocks xmlns:a="http://schemas.openxmlformats.org/drawingml/2006/main" noChangeAspect="1"/>
             </wp:cNvGraphicFramePr>
@@ -1149,7 +1057,7 @@
               <a:graphicData uri="http://schemas.openxmlformats.org/drawingml/2006/picture">
                 <pic:pic xmlns:pic="http://schemas.openxmlformats.org/drawingml/2006/picture">
                   <pic:nvPicPr>
-                    <pic:cNvPr id="1200721874" name=""/>
+                    <pic:cNvPr id="1059924724" name=""/>
                     <pic:cNvPicPr/>
                   </pic:nvPicPr>
                   <pic:blipFill>
@@ -1161,7 +1069,7 @@
                   <pic:spPr>
                     <a:xfrm>
                       <a:off x="0" y="0"/>
-                      <a:ext cx="4570552" cy="2953881"/>
+                      <a:ext cx="5940425" cy="3401060"/>
                     </a:xfrm>
                     <a:prstGeom prst="rect">
                       <a:avLst/>
@@ -1177,30 +1085,35 @@
     <w:p>
       <w:pPr>
         <w:pStyle w:val="a3"/>
-        <w:spacing w:before="240" w:beforeAutospacing="0" w:after="240" w:afterAutospacing="0"/>
-        <w:rPr>
-          <w:color w:val="000000"/>
-          <w:sz w:val="28"/>
-          <w:szCs w:val="28"/>
-        </w:rPr>
-      </w:pPr>
-      <w:proofErr w:type="spellStart"/>
+        <w:spacing w:before="0" w:beforeAutospacing="0" w:after="0" w:afterAutospacing="0"/>
+        <w:rPr>
+          <w:color w:val="000000"/>
+          <w:sz w:val="28"/>
+          <w:szCs w:val="28"/>
+        </w:rPr>
+      </w:pPr>
+    </w:p>
+    <w:p>
+      <w:pPr>
+        <w:pStyle w:val="a3"/>
+        <w:spacing w:before="0" w:beforeAutospacing="0" w:after="0" w:afterAutospacing="0"/>
+        <w:rPr>
+          <w:b/>
+          <w:bCs/>
+          <w:color w:val="000000"/>
+          <w:sz w:val="28"/>
+          <w:szCs w:val="28"/>
+        </w:rPr>
+      </w:pPr>
       <w:r>
         <w:rPr>
-          <w:color w:val="000000"/>
-          <w:sz w:val="28"/>
-          <w:szCs w:val="28"/>
-        </w:rPr>
-        <w:t>Комітаю</w:t>
-      </w:r>
-      <w:proofErr w:type="spellEnd"/>
-      <w:r>
-        <w:rPr>
-          <w:color w:val="000000"/>
-          <w:sz w:val="28"/>
-          <w:szCs w:val="28"/>
-        </w:rPr>
-        <w:t xml:space="preserve"> файл з кодом</w:t>
+          <w:b/>
+          <w:bCs/>
+          <w:color w:val="000000"/>
+          <w:sz w:val="28"/>
+          <w:szCs w:val="28"/>
+        </w:rPr>
+        <w:t>Завдання третє:</w:t>
       </w:r>
     </w:p>
     <w:p>
@@ -1216,17 +1129,44 @@
       </w:pPr>
       <w:r>
         <w:rPr>
+          <w:color w:val="000000"/>
+          <w:sz w:val="28"/>
+          <w:szCs w:val="28"/>
+        </w:rPr>
+        <w:t xml:space="preserve">Готову лабораторну роботу опубліковую на </w:t>
+      </w:r>
+      <w:r>
+        <w:rPr>
+          <w:color w:val="000000"/>
+          <w:sz w:val="28"/>
+          <w:szCs w:val="28"/>
+          <w:lang w:val="en-US"/>
+        </w:rPr>
+        <w:t>GitHub</w:t>
+      </w:r>
+    </w:p>
+    <w:p>
+      <w:pPr>
+        <w:pStyle w:val="a3"/>
+        <w:spacing w:before="240" w:beforeAutospacing="0" w:after="240" w:afterAutospacing="0"/>
+        <w:rPr>
+          <w:color w:val="000000"/>
+          <w:sz w:val="28"/>
+          <w:szCs w:val="28"/>
+        </w:rPr>
+      </w:pPr>
+      <w:r>
+        <w:rPr>
           <w:noProof/>
           <w:color w:val="000000"/>
           <w:sz w:val="28"/>
           <w:szCs w:val="28"/>
-          <w:lang w:val="en-US"/>
         </w:rPr>
         <w:drawing>
-          <wp:inline distT="0" distB="0" distL="0" distR="0" wp14:anchorId="1913B08F" wp14:editId="2033E33F">
-            <wp:extent cx="5940425" cy="3813175"/>
+          <wp:inline distT="0" distB="0" distL="0" distR="0" wp14:anchorId="74BF0CDF" wp14:editId="0E04EFBA">
+            <wp:extent cx="5940425" cy="3985895"/>
             <wp:effectExtent l="0" t="0" r="3175" b="0"/>
-            <wp:docPr id="1751798476" name="Рисунок 1"/>
+            <wp:docPr id="432854499" name="Рисунок 1"/>
             <wp:cNvGraphicFramePr>
               <a:graphicFrameLocks xmlns:a="http://schemas.openxmlformats.org/drawingml/2006/main" noChangeAspect="1"/>
             </wp:cNvGraphicFramePr>
@@ -1234,7 +1174,7 @@
               <a:graphicData uri="http://schemas.openxmlformats.org/drawingml/2006/picture">
                 <pic:pic xmlns:pic="http://schemas.openxmlformats.org/drawingml/2006/picture">
                   <pic:nvPicPr>
-                    <pic:cNvPr id="1751798476" name=""/>
+                    <pic:cNvPr id="432854499" name=""/>
                     <pic:cNvPicPr/>
                   </pic:nvPicPr>
                   <pic:blipFill>
@@ -1246,50 +1186,7 @@
                   <pic:spPr>
                     <a:xfrm>
                       <a:off x="0" y="0"/>
-                      <a:ext cx="5940425" cy="3813175"/>
-                    </a:xfrm>
-                    <a:prstGeom prst="rect">
-                      <a:avLst/>
-                    </a:prstGeom>
-                  </pic:spPr>
-                </pic:pic>
-              </a:graphicData>
-            </a:graphic>
-          </wp:inline>
-        </w:drawing>
-      </w:r>
-      <w:r>
-        <w:rPr>
-          <w:noProof/>
-          <w:color w:val="000000"/>
-          <w:sz w:val="28"/>
-          <w:szCs w:val="28"/>
-        </w:rPr>
-        <w:drawing>
-          <wp:inline distT="0" distB="0" distL="0" distR="0" wp14:anchorId="520BB8DC" wp14:editId="53C75365">
-            <wp:extent cx="5940425" cy="901065"/>
-            <wp:effectExtent l="0" t="0" r="3175" b="0"/>
-            <wp:docPr id="273009042" name="Рисунок 1"/>
-            <wp:cNvGraphicFramePr>
-              <a:graphicFrameLocks xmlns:a="http://schemas.openxmlformats.org/drawingml/2006/main" noChangeAspect="1"/>
-            </wp:cNvGraphicFramePr>
-            <a:graphic xmlns:a="http://schemas.openxmlformats.org/drawingml/2006/main">
-              <a:graphicData uri="http://schemas.openxmlformats.org/drawingml/2006/picture">
-                <pic:pic xmlns:pic="http://schemas.openxmlformats.org/drawingml/2006/picture">
-                  <pic:nvPicPr>
-                    <pic:cNvPr id="273009042" name=""/>
-                    <pic:cNvPicPr/>
-                  </pic:nvPicPr>
-                  <pic:blipFill>
-                    <a:blip r:embed="rId10"/>
-                    <a:stretch>
-                      <a:fillRect/>
-                    </a:stretch>
-                  </pic:blipFill>
-                  <pic:spPr>
-                    <a:xfrm>
-                      <a:off x="0" y="0"/>
-                      <a:ext cx="5940425" cy="901065"/>
+                      <a:ext cx="5940425" cy="3985895"/>
                     </a:xfrm>
                     <a:prstGeom prst="rect">
                       <a:avLst/>
@@ -1313,194 +1210,6 @@
           <w:lang w:val="en-US"/>
         </w:rPr>
       </w:pPr>
-    </w:p>
-    <w:p>
-      <w:pPr>
-        <w:pStyle w:val="a3"/>
-        <w:spacing w:before="240" w:beforeAutospacing="0" w:after="240" w:afterAutospacing="0"/>
-        <w:rPr>
-          <w:color w:val="000000"/>
-          <w:sz w:val="28"/>
-          <w:szCs w:val="28"/>
-          <w:lang w:val="en-US"/>
-        </w:rPr>
-      </w:pPr>
-      <w:proofErr w:type="spellStart"/>
-      <w:r>
-        <w:rPr>
-          <w:color w:val="000000"/>
-          <w:sz w:val="28"/>
-          <w:szCs w:val="28"/>
-        </w:rPr>
-        <w:t>Пушаю</w:t>
-      </w:r>
-      <w:proofErr w:type="spellEnd"/>
-      <w:r>
-        <w:rPr>
-          <w:color w:val="000000"/>
-          <w:sz w:val="28"/>
-          <w:szCs w:val="28"/>
-        </w:rPr>
-        <w:t xml:space="preserve"> локальний репозиторій в віддалений репозиторій на </w:t>
-      </w:r>
-      <w:r>
-        <w:rPr>
-          <w:color w:val="000000"/>
-          <w:sz w:val="28"/>
-          <w:szCs w:val="28"/>
-          <w:lang w:val="en-US"/>
-        </w:rPr>
-        <w:t>GitHub</w:t>
-      </w:r>
-    </w:p>
-    <w:p>
-      <w:pPr>
-        <w:pStyle w:val="a3"/>
-        <w:spacing w:before="240" w:beforeAutospacing="0" w:after="240" w:afterAutospacing="0"/>
-        <w:rPr>
-          <w:color w:val="000000"/>
-          <w:sz w:val="28"/>
-          <w:szCs w:val="28"/>
-          <w:lang w:val="en-US"/>
-        </w:rPr>
-      </w:pPr>
-      <w:r>
-        <w:rPr>
-          <w:noProof/>
-          <w:color w:val="000000"/>
-          <w:sz w:val="28"/>
-          <w:szCs w:val="28"/>
-          <w:lang w:val="en-US"/>
-        </w:rPr>
-        <w:lastRenderedPageBreak/>
-        <w:drawing>
-          <wp:inline distT="0" distB="0" distL="0" distR="0" wp14:anchorId="75E973D3" wp14:editId="5D2774B2">
-            <wp:extent cx="5940425" cy="2249805"/>
-            <wp:effectExtent l="0" t="0" r="3175" b="0"/>
-            <wp:docPr id="1819225662" name="Рисунок 1"/>
-            <wp:cNvGraphicFramePr>
-              <a:graphicFrameLocks xmlns:a="http://schemas.openxmlformats.org/drawingml/2006/main" noChangeAspect="1"/>
-            </wp:cNvGraphicFramePr>
-            <a:graphic xmlns:a="http://schemas.openxmlformats.org/drawingml/2006/main">
-              <a:graphicData uri="http://schemas.openxmlformats.org/drawingml/2006/picture">
-                <pic:pic xmlns:pic="http://schemas.openxmlformats.org/drawingml/2006/picture">
-                  <pic:nvPicPr>
-                    <pic:cNvPr id="1819225662" name=""/>
-                    <pic:cNvPicPr/>
-                  </pic:nvPicPr>
-                  <pic:blipFill>
-                    <a:blip r:embed="rId11"/>
-                    <a:stretch>
-                      <a:fillRect/>
-                    </a:stretch>
-                  </pic:blipFill>
-                  <pic:spPr>
-                    <a:xfrm>
-                      <a:off x="0" y="0"/>
-                      <a:ext cx="5940425" cy="2249805"/>
-                    </a:xfrm>
-                    <a:prstGeom prst="rect">
-                      <a:avLst/>
-                    </a:prstGeom>
-                  </pic:spPr>
-                </pic:pic>
-              </a:graphicData>
-            </a:graphic>
-          </wp:inline>
-        </w:drawing>
-      </w:r>
-    </w:p>
-    <w:p>
-      <w:pPr>
-        <w:pStyle w:val="a3"/>
-        <w:spacing w:before="240" w:beforeAutospacing="0" w:after="240" w:afterAutospacing="0"/>
-        <w:rPr>
-          <w:color w:val="000000"/>
-          <w:sz w:val="28"/>
-          <w:szCs w:val="28"/>
-          <w:lang w:val="en-US"/>
-        </w:rPr>
-      </w:pPr>
-      <w:r>
-        <w:rPr>
-          <w:noProof/>
-          <w:color w:val="000000"/>
-          <w:sz w:val="28"/>
-          <w:szCs w:val="28"/>
-          <w:lang w:val="en-US"/>
-        </w:rPr>
-        <w:drawing>
-          <wp:inline distT="0" distB="0" distL="0" distR="0" wp14:anchorId="70670FF1" wp14:editId="04BDFD22">
-            <wp:extent cx="5940425" cy="3779520"/>
-            <wp:effectExtent l="0" t="0" r="3175" b="0"/>
-            <wp:docPr id="544651915" name="Рисунок 1"/>
-            <wp:cNvGraphicFramePr>
-              <a:graphicFrameLocks xmlns:a="http://schemas.openxmlformats.org/drawingml/2006/main" noChangeAspect="1"/>
-            </wp:cNvGraphicFramePr>
-            <a:graphic xmlns:a="http://schemas.openxmlformats.org/drawingml/2006/main">
-              <a:graphicData uri="http://schemas.openxmlformats.org/drawingml/2006/picture">
-                <pic:pic xmlns:pic="http://schemas.openxmlformats.org/drawingml/2006/picture">
-                  <pic:nvPicPr>
-                    <pic:cNvPr id="544651915" name=""/>
-                    <pic:cNvPicPr/>
-                  </pic:nvPicPr>
-                  <pic:blipFill>
-                    <a:blip r:embed="rId12"/>
-                    <a:stretch>
-                      <a:fillRect/>
-                    </a:stretch>
-                  </pic:blipFill>
-                  <pic:spPr>
-                    <a:xfrm>
-                      <a:off x="0" y="0"/>
-                      <a:ext cx="5940425" cy="3779520"/>
-                    </a:xfrm>
-                    <a:prstGeom prst="rect">
-                      <a:avLst/>
-                    </a:prstGeom>
-                  </pic:spPr>
-                </pic:pic>
-              </a:graphicData>
-            </a:graphic>
-          </wp:inline>
-        </w:drawing>
-      </w:r>
-    </w:p>
-    <w:p>
-      <w:pPr>
-        <w:pStyle w:val="a3"/>
-        <w:spacing w:before="240" w:beforeAutospacing="0" w:after="240" w:afterAutospacing="0"/>
-        <w:rPr>
-          <w:color w:val="000000"/>
-          <w:sz w:val="28"/>
-          <w:szCs w:val="28"/>
-          <w:lang w:val="en-US"/>
-        </w:rPr>
-      </w:pPr>
-    </w:p>
-    <w:p>
-      <w:pPr>
-        <w:pStyle w:val="a3"/>
-        <w:spacing w:before="240" w:beforeAutospacing="0" w:after="240" w:afterAutospacing="0"/>
-        <w:rPr>
-          <w:color w:val="000000"/>
-          <w:sz w:val="28"/>
-          <w:szCs w:val="28"/>
-          <w:lang w:val="en-US"/>
-        </w:rPr>
-      </w:pPr>
-    </w:p>
-    <w:p>
-      <w:pPr>
-        <w:pStyle w:val="a3"/>
-        <w:spacing w:before="240" w:beforeAutospacing="0" w:after="240" w:afterAutospacing="0"/>
-        <w:rPr>
-          <w:color w:val="000000"/>
-          <w:sz w:val="28"/>
-          <w:szCs w:val="28"/>
-          <w:lang w:val="en-US"/>
-        </w:rPr>
-      </w:pPr>
       <w:r>
         <w:rPr>
           <w:color w:val="000000"/>
@@ -1520,7 +1229,7 @@
           <w:szCs w:val="28"/>
           <w:lang w:val="en-US"/>
         </w:rPr>
-        <w:t>https://github.com/RostikB0dnar/Fundamentals-of-Automated-Testing</w:t>
+        <w:t>https://github.com/RostikB0dnar/Fundamentals-of-Automated-Testing/tree/lab3</w:t>
       </w:r>
     </w:p>
     <w:p>
@@ -1554,13 +1263,13 @@
           <w:sz w:val="28"/>
           <w:szCs w:val="28"/>
         </w:rPr>
+        <w:lastRenderedPageBreak/>
         <w:t>Висновок</w:t>
       </w:r>
     </w:p>
     <w:p>
       <w:pPr>
         <w:pStyle w:val="a3"/>
-        <w:spacing w:before="0" w:beforeAutospacing="0" w:after="240" w:afterAutospacing="0"/>
         <w:rPr>
           <w:color w:val="000000"/>
           <w:sz w:val="28"/>
@@ -1573,7 +1282,7 @@
           <w:sz w:val="28"/>
           <w:szCs w:val="28"/>
         </w:rPr>
-        <w:t>З</w:t>
+        <w:t>Н</w:t>
       </w:r>
       <w:r>
         <w:rPr>
@@ -1581,7 +1290,7 @@
           <w:sz w:val="28"/>
           <w:szCs w:val="28"/>
         </w:rPr>
-        <w:t>дійсни</w:t>
+        <w:t>авчи</w:t>
       </w:r>
       <w:r>
         <w:rPr>
@@ -1589,7 +1298,7 @@
           <w:sz w:val="28"/>
           <w:szCs w:val="28"/>
         </w:rPr>
-        <w:t>в</w:t>
+        <w:t>вся</w:t>
       </w:r>
       <w:r>
         <w:rPr>
@@ -1597,8 +1306,51 @@
           <w:sz w:val="28"/>
           <w:szCs w:val="28"/>
         </w:rPr>
-        <w:t xml:space="preserve"> проведення налаштування робочого середовища для подальшого виконання лабораторних робіт.</w:t>
+        <w:t xml:space="preserve"> створювати модульні тести, розібра</w:t>
       </w:r>
+      <w:r>
+        <w:rPr>
+          <w:color w:val="000000"/>
+          <w:sz w:val="28"/>
+          <w:szCs w:val="28"/>
+        </w:rPr>
+        <w:t>вся</w:t>
+      </w:r>
+      <w:r>
+        <w:rPr>
+          <w:color w:val="000000"/>
+          <w:sz w:val="28"/>
+          <w:szCs w:val="28"/>
+        </w:rPr>
+        <w:t xml:space="preserve"> в існуючих інструментах для створення модульних тестів та навчи</w:t>
+      </w:r>
+      <w:r>
+        <w:rPr>
+          <w:color w:val="000000"/>
+          <w:sz w:val="28"/>
+          <w:szCs w:val="28"/>
+        </w:rPr>
+        <w:t>вся</w:t>
+      </w:r>
+      <w:r>
+        <w:rPr>
+          <w:color w:val="000000"/>
+          <w:sz w:val="28"/>
+          <w:szCs w:val="28"/>
+        </w:rPr>
+        <w:t xml:space="preserve"> їх обирати.</w:t>
+      </w:r>
+    </w:p>
+    <w:p>
+      <w:pPr>
+        <w:pStyle w:val="a3"/>
+        <w:spacing w:before="0" w:beforeAutospacing="0" w:after="240" w:afterAutospacing="0"/>
+        <w:rPr>
+          <w:color w:val="000000"/>
+          <w:sz w:val="28"/>
+          <w:szCs w:val="28"/>
+        </w:rPr>
+      </w:pPr>
     </w:p>
     <w:sectPr>
       <w:pgSz w:w="11906" w:h="16838"/>
@@ -6728,7 +6480,7 @@
   <w:style w:type="paragraph" w:default="1" w:styleId="a">
     <w:name w:val="Normal"/>
     <w:qFormat/>
-    <w:rsid w:val="00D940C5"/>
+    <w:rsid w:val="00E54B25"/>
   </w:style>
   <w:style w:type="paragraph" w:styleId="1">
     <w:name w:val="heading 1"/>
@@ -6844,6 +6596,7 @@
   <w:style w:type="character" w:default="1" w:styleId="a0">
     <w:name w:val="Default Paragraph Font"/>
     <w:uiPriority w:val="1"/>
+    <w:semiHidden/>
     <w:unhideWhenUsed/>
   </w:style>
   <w:style w:type="table" w:default="1" w:styleId="a1">

--- a/Лабораторна робота №3.docx
+++ b/Лабораторна робота №3.docx
@@ -392,13 +392,23 @@
         </w:rPr>
         <w:t xml:space="preserve">     </w:t>
       </w:r>
+      <w:proofErr w:type="spellStart"/>
       <w:r>
         <w:rPr>
           <w:rFonts w:ascii="Times New Roman" w:hAnsi="Times New Roman" w:cs="Times New Roman"/>
           <w:sz w:val="28"/>
           <w:szCs w:val="28"/>
         </w:rPr>
-        <w:t>Меренько </w:t>
+        <w:t>Меренько</w:t>
+      </w:r>
+      <w:proofErr w:type="spellEnd"/>
+      <w:r>
+        <w:rPr>
+          <w:rFonts w:ascii="Times New Roman" w:hAnsi="Times New Roman" w:cs="Times New Roman"/>
+          <w:sz w:val="28"/>
+          <w:szCs w:val="28"/>
+        </w:rPr>
+        <w:t> </w:t>
       </w:r>
       <w:r>
         <w:rPr>
@@ -610,7 +620,25 @@
           <w:sz w:val="28"/>
           <w:szCs w:val="28"/>
         </w:rPr>
-        <w:t xml:space="preserve">Згідно із вказівками вище налаштувати середовище для написання юніт-тестів. </w:t>
+        <w:t xml:space="preserve">Згідно із вказівками вище налаштувати середовище для написання </w:t>
+      </w:r>
+      <w:proofErr w:type="spellStart"/>
+      <w:r>
+        <w:rPr>
+          <w:color w:val="000000"/>
+          <w:sz w:val="28"/>
+          <w:szCs w:val="28"/>
+        </w:rPr>
+        <w:t>юніт</w:t>
+      </w:r>
+      <w:proofErr w:type="spellEnd"/>
+      <w:r>
+        <w:rPr>
+          <w:color w:val="000000"/>
+          <w:sz w:val="28"/>
+          <w:szCs w:val="28"/>
+        </w:rPr>
+        <w:t xml:space="preserve">-тестів. </w:t>
       </w:r>
     </w:p>
     <w:p>
@@ -704,7 +732,25 @@
           <w:sz w:val="28"/>
           <w:szCs w:val="28"/>
         </w:rPr>
-        <w:t>Завантажити код на власний/навчальний репозиторій GitHub, або інший схожий ресурс та поділитися посиланням.</w:t>
+        <w:t xml:space="preserve">Завантажити код на власний/навчальний репозиторій </w:t>
+      </w:r>
+      <w:proofErr w:type="spellStart"/>
+      <w:r>
+        <w:rPr>
+          <w:color w:val="000000"/>
+          <w:sz w:val="28"/>
+          <w:szCs w:val="28"/>
+        </w:rPr>
+        <w:t>GitHub</w:t>
+      </w:r>
+      <w:proofErr w:type="spellEnd"/>
+      <w:r>
+        <w:rPr>
+          <w:color w:val="000000"/>
+          <w:sz w:val="28"/>
+          <w:szCs w:val="28"/>
+        </w:rPr>
+        <w:t>, або інший схожий ресурс та поділитися посиланням.</w:t>
       </w:r>
     </w:p>
     <w:p>
@@ -738,7 +784,7 @@
           <w:sz w:val="28"/>
           <w:szCs w:val="28"/>
         </w:rPr>
-        <w:t>Виконання:</w:t>
+        <w:t>Варіант:</w:t>
       </w:r>
     </w:p>
     <w:p>
@@ -746,6 +792,70 @@
         <w:pStyle w:val="a3"/>
         <w:spacing w:before="0" w:beforeAutospacing="0" w:after="0" w:afterAutospacing="0"/>
         <w:rPr>
+          <w:color w:val="000000"/>
+          <w:sz w:val="28"/>
+          <w:szCs w:val="28"/>
+        </w:rPr>
+      </w:pPr>
+      <w:r>
+        <w:rPr>
+          <w:color w:val="000000"/>
+          <w:sz w:val="28"/>
+          <w:szCs w:val="28"/>
+        </w:rPr>
+        <w:drawing>
+          <wp:inline distT="0" distB="0" distL="0" distR="0" wp14:anchorId="6DB1CCB7" wp14:editId="59078AC8">
+            <wp:extent cx="5172797" cy="628738"/>
+            <wp:effectExtent l="0" t="0" r="0" b="0"/>
+            <wp:docPr id="705890429" name="Рисунок 1"/>
+            <wp:cNvGraphicFramePr>
+              <a:graphicFrameLocks xmlns:a="http://schemas.openxmlformats.org/drawingml/2006/main" noChangeAspect="1"/>
+            </wp:cNvGraphicFramePr>
+            <a:graphic xmlns:a="http://schemas.openxmlformats.org/drawingml/2006/main">
+              <a:graphicData uri="http://schemas.openxmlformats.org/drawingml/2006/picture">
+                <pic:pic xmlns:pic="http://schemas.openxmlformats.org/drawingml/2006/picture">
+                  <pic:nvPicPr>
+                    <pic:cNvPr id="705890429" name=""/>
+                    <pic:cNvPicPr/>
+                  </pic:nvPicPr>
+                  <pic:blipFill>
+                    <a:blip r:embed="rId6"/>
+                    <a:stretch>
+                      <a:fillRect/>
+                    </a:stretch>
+                  </pic:blipFill>
+                  <pic:spPr>
+                    <a:xfrm>
+                      <a:off x="0" y="0"/>
+                      <a:ext cx="5172797" cy="628738"/>
+                    </a:xfrm>
+                    <a:prstGeom prst="rect">
+                      <a:avLst/>
+                    </a:prstGeom>
+                  </pic:spPr>
+                </pic:pic>
+              </a:graphicData>
+            </a:graphic>
+          </wp:inline>
+        </w:drawing>
+      </w:r>
+    </w:p>
+    <w:p>
+      <w:pPr>
+        <w:pStyle w:val="a3"/>
+        <w:spacing w:before="0" w:beforeAutospacing="0" w:after="0" w:afterAutospacing="0"/>
+        <w:rPr>
+          <w:color w:val="000000"/>
+          <w:sz w:val="28"/>
+          <w:szCs w:val="28"/>
+        </w:rPr>
+      </w:pPr>
+    </w:p>
+    <w:p>
+      <w:pPr>
+        <w:pStyle w:val="a3"/>
+        <w:spacing w:before="0" w:beforeAutospacing="0" w:after="0" w:afterAutospacing="0"/>
+        <w:rPr>
           <w:b/>
           <w:bCs/>
           <w:color w:val="000000"/>
@@ -761,7 +871,7 @@
           <w:sz w:val="28"/>
           <w:szCs w:val="28"/>
         </w:rPr>
-        <w:t>Завдання перше:</w:t>
+        <w:t>Виконання:</w:t>
       </w:r>
     </w:p>
     <w:p>
@@ -769,6 +879,29 @@
         <w:pStyle w:val="a3"/>
         <w:spacing w:before="0" w:beforeAutospacing="0" w:after="0" w:afterAutospacing="0"/>
         <w:rPr>
+          <w:b/>
+          <w:bCs/>
+          <w:color w:val="000000"/>
+          <w:sz w:val="28"/>
+          <w:szCs w:val="28"/>
+        </w:rPr>
+      </w:pPr>
+      <w:r>
+        <w:rPr>
+          <w:b/>
+          <w:bCs/>
+          <w:color w:val="000000"/>
+          <w:sz w:val="28"/>
+          <w:szCs w:val="28"/>
+        </w:rPr>
+        <w:t>Завдання перше:</w:t>
+      </w:r>
+    </w:p>
+    <w:p>
+      <w:pPr>
+        <w:pStyle w:val="a3"/>
+        <w:spacing w:before="0" w:beforeAutospacing="0" w:after="0" w:afterAutospacing="0"/>
+        <w:rPr>
           <w:color w:val="000000"/>
           <w:sz w:val="28"/>
           <w:szCs w:val="28"/>
@@ -827,9 +960,9 @@
           <w:lang w:val="en-US"/>
         </w:rPr>
         <w:drawing>
-          <wp:inline distT="0" distB="0" distL="0" distR="0" wp14:anchorId="6C119914" wp14:editId="3847E424">
-            <wp:extent cx="5940425" cy="4585335"/>
-            <wp:effectExtent l="0" t="0" r="3175" b="5715"/>
+          <wp:inline distT="0" distB="0" distL="0" distR="0" wp14:anchorId="6C119914" wp14:editId="0FA7B337">
+            <wp:extent cx="4465320" cy="3446721"/>
+            <wp:effectExtent l="0" t="0" r="0" b="1905"/>
             <wp:docPr id="63971636" name="Рисунок 1"/>
             <wp:cNvGraphicFramePr>
               <a:graphicFrameLocks xmlns:a="http://schemas.openxmlformats.org/drawingml/2006/main" noChangeAspect="1"/>
@@ -842,7 +975,7 @@
                     <pic:cNvPicPr/>
                   </pic:nvPicPr>
                   <pic:blipFill>
-                    <a:blip r:embed="rId6"/>
+                    <a:blip r:embed="rId7"/>
                     <a:stretch>
                       <a:fillRect/>
                     </a:stretch>
@@ -850,7 +983,7 @@
                   <pic:spPr>
                     <a:xfrm>
                       <a:off x="0" y="0"/>
-                      <a:ext cx="5940425" cy="4585335"/>
+                      <a:ext cx="4472139" cy="3451985"/>
                     </a:xfrm>
                     <a:prstGeom prst="rect">
                       <a:avLst/>
@@ -879,6 +1012,7 @@
           <w:sz w:val="28"/>
           <w:szCs w:val="28"/>
         </w:rPr>
+        <w:lastRenderedPageBreak/>
         <w:t xml:space="preserve">Було створено окремий проект середовища з підключеними пакетами для </w:t>
       </w:r>
       <w:r>
@@ -898,11 +1032,7 @@
         </w:rPr>
         <w:t>тестування</w:t>
       </w:r>
-    </w:p>
-    <w:p>
-      <w:pPr>
-        <w:pStyle w:val="a3"/>
-        <w:spacing w:before="0" w:beforeAutospacing="0" w:after="0" w:afterAutospacing="0"/>
+      <w:r>
         <w:rPr>
           <w:b/>
           <w:bCs/>
@@ -910,16 +1040,6 @@
           <w:sz w:val="28"/>
           <w:szCs w:val="28"/>
         </w:rPr>
-      </w:pPr>
-      <w:r>
-        <w:rPr>
-          <w:b/>
-          <w:bCs/>
-          <w:color w:val="000000"/>
-          <w:sz w:val="28"/>
-          <w:szCs w:val="28"/>
-        </w:rPr>
-        <w:lastRenderedPageBreak/>
         <w:br/>
         <w:t>Завдання друге:</w:t>
       </w:r>
@@ -976,7 +1096,7 @@
                     <pic:cNvPicPr/>
                   </pic:nvPicPr>
                   <pic:blipFill>
-                    <a:blip r:embed="rId7"/>
+                    <a:blip r:embed="rId8"/>
                     <a:stretch>
                       <a:fillRect/>
                     </a:stretch>
@@ -1061,7 +1181,7 @@
                     <pic:cNvPicPr/>
                   </pic:nvPicPr>
                   <pic:blipFill>
-                    <a:blip r:embed="rId8"/>
+                    <a:blip r:embed="rId9"/>
                     <a:stretch>
                       <a:fillRect/>
                     </a:stretch>
@@ -1178,7 +1298,7 @@
                     <pic:cNvPicPr/>
                   </pic:nvPicPr>
                   <pic:blipFill>
-                    <a:blip r:embed="rId9"/>
+                    <a:blip r:embed="rId10"/>
                     <a:stretch>
                       <a:fillRect/>
                     </a:stretch>

--- a/Лабораторна робота №3.docx
+++ b/Лабораторна робота №3.docx
@@ -392,16 +392,14 @@
         </w:rPr>
         <w:t xml:space="preserve">     </w:t>
       </w:r>
-      <w:proofErr w:type="spellStart"/>
       <w:r>
         <w:rPr>
           <w:rFonts w:ascii="Times New Roman" w:hAnsi="Times New Roman" w:cs="Times New Roman"/>
           <w:sz w:val="28"/>
           <w:szCs w:val="28"/>
         </w:rPr>
-        <w:t>Меренько</w:t>
-      </w:r>
-      <w:proofErr w:type="spellEnd"/>
+        <w:t>Храбатин</w:t>
+      </w:r>
       <w:r>
         <w:rPr>
           <w:rFonts w:ascii="Times New Roman" w:hAnsi="Times New Roman" w:cs="Times New Roman"/>
@@ -416,7 +414,7 @@
           <w:sz w:val="28"/>
           <w:szCs w:val="28"/>
         </w:rPr>
-        <w:t>Б. І</w:t>
+        <w:t>Р. І</w:t>
       </w:r>
       <w:r>
         <w:rPr>
@@ -620,25 +618,7 @@
           <w:sz w:val="28"/>
           <w:szCs w:val="28"/>
         </w:rPr>
-        <w:t xml:space="preserve">Згідно із вказівками вище налаштувати середовище для написання </w:t>
-      </w:r>
-      <w:proofErr w:type="spellStart"/>
-      <w:r>
-        <w:rPr>
-          <w:color w:val="000000"/>
-          <w:sz w:val="28"/>
-          <w:szCs w:val="28"/>
-        </w:rPr>
-        <w:t>юніт</w:t>
-      </w:r>
-      <w:proofErr w:type="spellEnd"/>
-      <w:r>
-        <w:rPr>
-          <w:color w:val="000000"/>
-          <w:sz w:val="28"/>
-          <w:szCs w:val="28"/>
-        </w:rPr>
-        <w:t xml:space="preserve">-тестів. </w:t>
+        <w:t xml:space="preserve">Згідно із вказівками вище налаштувати середовище для написання юніт-тестів. </w:t>
       </w:r>
     </w:p>
     <w:p>
@@ -732,25 +712,7 @@
           <w:sz w:val="28"/>
           <w:szCs w:val="28"/>
         </w:rPr>
-        <w:t xml:space="preserve">Завантажити код на власний/навчальний репозиторій </w:t>
-      </w:r>
-      <w:proofErr w:type="spellStart"/>
-      <w:r>
-        <w:rPr>
-          <w:color w:val="000000"/>
-          <w:sz w:val="28"/>
-          <w:szCs w:val="28"/>
-        </w:rPr>
-        <w:t>GitHub</w:t>
-      </w:r>
-      <w:proofErr w:type="spellEnd"/>
-      <w:r>
-        <w:rPr>
-          <w:color w:val="000000"/>
-          <w:sz w:val="28"/>
-          <w:szCs w:val="28"/>
-        </w:rPr>
-        <w:t>, або інший схожий ресурс та поділитися посиланням.</w:t>
+        <w:t>Завантажити код на власний/навчальний репозиторій GitHub, або інший схожий ресурс та поділитися посиланням.</w:t>
       </w:r>
     </w:p>
     <w:p>
@@ -799,6 +761,7 @@
       </w:pPr>
       <w:r>
         <w:rPr>
+          <w:noProof/>
           <w:color w:val="000000"/>
           <w:sz w:val="28"/>
           <w:szCs w:val="28"/>
